--- a/Yieldlens.docx
+++ b/Yieldlens.docx
@@ -1,6 +1,6 @@
 
 <file path=word/document.xml><?xml version="1.0" encoding="utf-8"?>
-<w:document xmlns:cx="http://schemas.microsoft.com/office/drawing/2014/chartex" xmlns:cx1="http://schemas.microsoft.com/office/drawing/2015/9/8/chartex" xmlns:cx2="http://schemas.microsoft.com/office/drawing/2015/10/21/chartex" xmlns:cx3="http://schemas.microsoft.com/office/drawing/2016/5/9/chartex" xmlns:cx4="http://schemas.microsoft.com/office/drawing/2016/5/10/chartex" xmlns:cx5="http://schemas.microsoft.com/office/drawing/2016/5/11/chartex" xmlns:cx6="http://schemas.microsoft.com/office/drawing/2016/5/12/chartex" xmlns:cx7="http://schemas.microsoft.com/office/drawing/2016/5/13/chartex" xmlns:cx8="http://schemas.microsoft.com/office/drawing/2016/5/14/chartex" xmlns:mc="http://schemas.openxmlformats.org/markup-compatibility/2006" xmlns:aink="http://schemas.microsoft.com/office/drawing/2016/ink" xmlns:am3d="http://schemas.microsoft.com/office/drawing/2017/model3d" xmlns:o="urn:schemas-microsoft-com:office:office" xmlns:oel="http://schemas.microsoft.com/office/2019/extlst" xmlns:r="http://purl.oclc.org/ooxml/officeDocument/relationships" xmlns:m="http://purl.oclc.org/ooxml/officeDocument/math" xmlns:v="urn:schemas-microsoft-com:vml" xmlns:wp14="http://schemas.microsoft.com/office/word/2010/wordprocessingDrawing" xmlns:wp="http://purl.oclc.org/ooxml/drawingml/wordprocessingDrawing" xmlns:w10="urn:schemas-microsoft-com:office:word" xmlns:w="http://purl.oclc.org/ooxml/wordprocessingml/main" xmlns:w14="http://schemas.microsoft.com/office/word/2010/wordml" xmlns:w15="http://schemas.microsoft.com/office/word/2012/wordml" xmlns:w16cei="http://schemas.microsoft.com/office/word/2026/wordml/cei" xmlns:w16cex="http://schemas.microsoft.com/office/word/2018/wordml/cex" xmlns:w16cid="http://schemas.microsoft.com/office/word/2016/wordml/cid" xmlns:w16="http://schemas.microsoft.com/office/word/2018/wordml" xmlns:w16du="http://schemas.microsoft.com/office/word/2023/wordml/word16du" xmlns:w16sdtdh="http://schemas.microsoft.com/office/word/2020/wordml/sdtdatahash" xmlns:w16sdtfl="http://schemas.microsoft.com/office/word/2024/wordml/sdtformatlock" xmlns:w16se="http://schemas.microsoft.com/office/word/2015/wordml/symex" xmlns:wpi="http://schemas.microsoft.com/office/word/2010/wordprocessingInk" xmlns:wne="http://schemas.microsoft.com/office/word/2006/wordml" mc:Ignorable="w14 w15 w16se w16cid w16 w16cex w16sdtdh w16sdtfl w16du wne wp14" w:conformance="strict">
+<w:document xmlns:cx="http://schemas.microsoft.com/office/drawing/2014/chartex" xmlns:cx1="http://schemas.microsoft.com/office/drawing/2015/9/8/chartex" xmlns:cx2="http://schemas.microsoft.com/office/drawing/2015/10/21/chartex" xmlns:cx3="http://schemas.microsoft.com/office/drawing/2016/5/9/chartex" xmlns:cx4="http://schemas.microsoft.com/office/drawing/2016/5/10/chartex" xmlns:cx5="http://schemas.microsoft.com/office/drawing/2016/5/11/chartex" xmlns:cx6="http://schemas.microsoft.com/office/drawing/2016/5/12/chartex" xmlns:cx7="http://schemas.microsoft.com/office/drawing/2016/5/13/chartex" xmlns:cx8="http://schemas.microsoft.com/office/drawing/2016/5/14/chartex" xmlns:mc="http://schemas.openxmlformats.org/markup-compatibility/2006" xmlns:aink="http://schemas.microsoft.com/office/drawing/2016/ink" xmlns:am3d="http://schemas.microsoft.com/office/drawing/2017/model3d" xmlns:o="urn:schemas-microsoft-com:office:office" xmlns:oel="http://schemas.microsoft.com/office/2019/extlst" xmlns:r="http://purl.oclc.org/ooxml/officeDocument/relationships" xmlns:m="http://purl.oclc.org/ooxml/officeDocument/math" xmlns:v="urn:schemas-microsoft-com:vml" xmlns:wp14="http://schemas.microsoft.com/office/word/2010/wordprocessingDrawing" xmlns:wp="http://purl.oclc.org/ooxml/drawingml/wordprocessingDrawing" xmlns:w10="urn:schemas-microsoft-com:office:word" xmlns:w="http://purl.oclc.org/ooxml/wordprocessingml/main" xmlns:w14="http://schemas.microsoft.com/office/word/2010/wordml" xmlns:w15="http://schemas.microsoft.com/office/word/2012/wordml" xmlns:w16cex="http://schemas.microsoft.com/office/word/2018/wordml/cex" xmlns:w16cid="http://schemas.microsoft.com/office/word/2016/wordml/cid" xmlns:w16="http://schemas.microsoft.com/office/word/2018/wordml" xmlns:w16du="http://schemas.microsoft.com/office/word/2023/wordml/word16du" xmlns:w16sdtdh="http://schemas.microsoft.com/office/word/2020/wordml/sdtdatahash" xmlns:w16sdtfl="http://schemas.microsoft.com/office/word/2024/wordml/sdtformatlock" xmlns:w16se="http://schemas.microsoft.com/office/word/2015/wordml/symex" xmlns:wpi="http://schemas.microsoft.com/office/word/2010/wordprocessingInk" xmlns:wne="http://schemas.microsoft.com/office/word/2006/wordml" mc:Ignorable="w14 w15 w16se w16cid w16 w16cex w16sdtdh w16sdtfl w16du wne wp14" w:conformance="strict">
   <w:body>
     <w:p>
       <w:pPr>
@@ -36,488 +36,7 @@
     </w:p>
     <w:p>
       <w:pPr>
-        <w:pStyle w:val="Author"/>
-        <w:spacing w:before="0pt"/>
-        <w:jc w:val="start"/>
-        <w:rPr>
-          <w:sz w:val="18"/>
-          <w:szCs w:val="18"/>
-        </w:rPr>
-      </w:pPr>
-    </w:p>
-    <w:p>
-      <w:pPr>
-        <w:spacing w:before="4.70pt"/>
-        <w:ind w:start="2.10pt"/>
-        <w:jc w:val="start"/>
-        <w:rPr>
-          <w:sz w:val="16"/>
-        </w:rPr>
-      </w:pPr>
-      <w:r>
-        <w:rPr>
-          <w:sz w:val="16"/>
-        </w:rPr>
-        <w:t>Karthick</w:t>
-      </w:r>
-      <w:r>
-        <w:rPr>
-          <w:spacing w:val="-6"/>
-          <w:sz w:val="16"/>
-        </w:rPr>
-        <w:t xml:space="preserve"> </w:t>
-      </w:r>
-      <w:r>
-        <w:rPr>
-          <w:spacing w:val="-10"/>
-          <w:sz w:val="16"/>
-        </w:rPr>
-        <w:t>S</w:t>
-      </w:r>
-    </w:p>
-    <w:p>
-      <w:pPr>
-        <w:spacing w:before="0.05pt"/>
-        <w:ind w:start="2.10pt"/>
-        <w:jc w:val="start"/>
-        <w:rPr>
-          <w:sz w:val="16"/>
-        </w:rPr>
-      </w:pPr>
-      <w:r>
-        <w:rPr>
-          <w:sz w:val="16"/>
-        </w:rPr>
-        <w:t>Artificial</w:t>
-      </w:r>
-      <w:r>
-        <w:rPr>
-          <w:spacing w:val="-10"/>
-          <w:sz w:val="16"/>
-        </w:rPr>
-        <w:t xml:space="preserve"> </w:t>
-      </w:r>
-      <w:r>
-        <w:rPr>
-          <w:sz w:val="16"/>
-        </w:rPr>
-        <w:t>Intelligence</w:t>
-      </w:r>
-      <w:r>
-        <w:rPr>
-          <w:spacing w:val="-10"/>
-          <w:sz w:val="16"/>
-        </w:rPr>
-        <w:t xml:space="preserve"> </w:t>
-      </w:r>
-      <w:r>
-        <w:rPr>
-          <w:sz w:val="16"/>
-        </w:rPr>
-        <w:t>and</w:t>
-      </w:r>
-      <w:r>
-        <w:rPr>
-          <w:spacing w:val="-10"/>
-          <w:sz w:val="16"/>
-        </w:rPr>
-        <w:t xml:space="preserve"> </w:t>
-      </w:r>
-      <w:r>
-        <w:rPr>
-          <w:sz w:val="16"/>
-        </w:rPr>
-        <w:t>Data</w:t>
-      </w:r>
-      <w:r>
-        <w:rPr>
-          <w:spacing w:val="-10"/>
-          <w:sz w:val="16"/>
-        </w:rPr>
-        <w:t xml:space="preserve"> </w:t>
-      </w:r>
-      <w:r>
-        <w:rPr>
-          <w:sz w:val="16"/>
-        </w:rPr>
-        <w:t>Science</w:t>
-      </w:r>
-      <w:r>
-        <w:rPr>
-          <w:spacing w:val="40"/>
-          <w:sz w:val="16"/>
-        </w:rPr>
-        <w:t xml:space="preserve"> </w:t>
-      </w:r>
-      <w:r>
-        <w:rPr>
-          <w:sz w:val="16"/>
-        </w:rPr>
-        <w:t>Rajalakshmi Engineering College</w:t>
-      </w:r>
-      <w:r>
-        <w:rPr>
-          <w:spacing w:val="40"/>
-          <w:sz w:val="16"/>
-        </w:rPr>
-        <w:t xml:space="preserve"> </w:t>
-      </w:r>
-      <w:r>
-        <w:rPr>
-          <w:sz w:val="16"/>
-        </w:rPr>
-        <w:t>Chennai, India</w:t>
-      </w:r>
-    </w:p>
-    <w:p>
-      <w:pPr>
-        <w:ind w:start="2.10pt"/>
-        <w:jc w:val="start"/>
-        <w:rPr>
-          <w:sz w:val="16"/>
-        </w:rPr>
-      </w:pPr>
-      <w:hyperlink r:id="rId9">
-        <w:r>
-          <w:rPr>
-            <w:color w:val="0462C1"/>
-            <w:spacing w:val="-2"/>
-            <w:sz w:val="16"/>
-            <w:u w:val="single" w:color="0462C1"/>
-          </w:rPr>
-          <w:t>h2karthi04@gmail.com</w:t>
-        </w:r>
-      </w:hyperlink>
-    </w:p>
-    <w:p>
-      <w:pPr>
-        <w:pStyle w:val="Author"/>
-        <w:spacing w:before="0pt"/>
-        <w:jc w:val="both"/>
-        <w:rPr>
-          <w:sz w:val="18"/>
-          <w:szCs w:val="18"/>
-        </w:rPr>
-      </w:pPr>
-      <w:r>
-        <w:rPr>
-          <w:sz w:val="18"/>
-          <w:szCs w:val="18"/>
-        </w:rPr>
-        <w:br w:type="column"/>
-      </w:r>
-    </w:p>
-    <w:p>
-      <w:pPr>
-        <w:pStyle w:val="Author"/>
-        <w:spacing w:before="0pt"/>
-        <w:rPr>
-          <w:sz w:val="18"/>
-          <w:szCs w:val="18"/>
-        </w:rPr>
-      </w:pPr>
-      <w:r>
-        <w:rPr>
-          <w:sz w:val="18"/>
-          <w:szCs w:val="18"/>
-        </w:rPr>
-        <w:t>line 1: 2</w:t>
-      </w:r>
-      <w:r>
-        <w:rPr>
-          <w:sz w:val="18"/>
-          <w:szCs w:val="18"/>
-          <w:vertAlign w:val="superscript"/>
-        </w:rPr>
-        <w:t>nd</w:t>
-      </w:r>
-      <w:r>
-        <w:rPr>
-          <w:sz w:val="18"/>
-          <w:szCs w:val="18"/>
-        </w:rPr>
-        <w:t xml:space="preserve"> </w:t>
-      </w:r>
-      <w:r>
-        <w:rPr>
-          <w:sz w:val="18"/>
-          <w:szCs w:val="18"/>
-        </w:rPr>
-        <w:t>Given Name Surname</w:t>
-      </w:r>
-      <w:r>
-        <w:rPr>
-          <w:sz w:val="18"/>
-          <w:szCs w:val="18"/>
-        </w:rPr>
-        <w:br/>
-        <w:t xml:space="preserve">line 2: </w:t>
-      </w:r>
-      <w:r>
-        <w:rPr>
-          <w:i/>
-          <w:sz w:val="18"/>
-          <w:szCs w:val="18"/>
-        </w:rPr>
-        <w:t xml:space="preserve">dept. name of organization </w:t>
-      </w:r>
-      <w:r>
-        <w:rPr>
-          <w:i/>
-          <w:sz w:val="18"/>
-          <w:szCs w:val="18"/>
-        </w:rPr>
-        <w:br/>
-      </w:r>
-      <w:r>
-        <w:rPr>
-          <w:i/>
-          <w:sz w:val="18"/>
-          <w:szCs w:val="18"/>
-        </w:rPr>
-        <w:t xml:space="preserve">(of </w:t>
-      </w:r>
-      <w:r>
-        <w:rPr>
-          <w:i/>
-          <w:iCs/>
-          <w:sz w:val="18"/>
-          <w:szCs w:val="18"/>
-        </w:rPr>
-        <w:t>Affiliation</w:t>
-      </w:r>
-      <w:r>
-        <w:rPr>
-          <w:i/>
-          <w:sz w:val="18"/>
-          <w:szCs w:val="18"/>
-        </w:rPr>
-        <w:t>)</w:t>
-      </w:r>
-      <w:r>
-        <w:rPr>
-          <w:sz w:val="18"/>
-          <w:szCs w:val="18"/>
-        </w:rPr>
-        <w:br/>
-        <w:t xml:space="preserve">line 3: </w:t>
-      </w:r>
-      <w:r>
-        <w:rPr>
-          <w:i/>
-          <w:sz w:val="18"/>
-          <w:szCs w:val="18"/>
-        </w:rPr>
-        <w:t xml:space="preserve">name of organization </w:t>
-      </w:r>
-      <w:r>
-        <w:rPr>
-          <w:i/>
-          <w:sz w:val="18"/>
-          <w:szCs w:val="18"/>
-        </w:rPr>
-        <w:br/>
-      </w:r>
-      <w:r>
-        <w:rPr>
-          <w:i/>
-          <w:sz w:val="18"/>
-          <w:szCs w:val="18"/>
-        </w:rPr>
-        <w:t>(of Affiliation)</w:t>
-      </w:r>
-      <w:r>
-        <w:rPr>
-          <w:i/>
-          <w:sz w:val="18"/>
-          <w:szCs w:val="18"/>
-        </w:rPr>
-        <w:br/>
-      </w:r>
-      <w:r>
-        <w:rPr>
-          <w:sz w:val="18"/>
-          <w:szCs w:val="18"/>
-        </w:rPr>
-        <w:t>line 4: City, Country</w:t>
-      </w:r>
-      <w:r>
-        <w:rPr>
-          <w:sz w:val="18"/>
-          <w:szCs w:val="18"/>
-        </w:rPr>
-        <w:br/>
-      </w:r>
-    </w:p>
-    <w:p>
-      <w:pPr>
-        <w:pStyle w:val="Author"/>
-        <w:spacing w:before="0pt"/>
-        <w:rPr>
-          <w:sz w:val="18"/>
-          <w:szCs w:val="18"/>
-        </w:rPr>
-      </w:pPr>
-      <w:r>
-        <w:rPr>
-          <w:sz w:val="18"/>
-          <w:szCs w:val="18"/>
-        </w:rPr>
-        <w:br w:type="column"/>
-      </w:r>
-    </w:p>
-    <w:p>
-      <w:pPr>
-        <w:pStyle w:val="Author"/>
-        <w:spacing w:before="0pt"/>
-        <w:rPr>
-          <w:sz w:val="18"/>
-          <w:szCs w:val="18"/>
-        </w:rPr>
-      </w:pPr>
-      <w:r>
-        <w:rPr>
-          <w:sz w:val="18"/>
-          <w:szCs w:val="18"/>
-        </w:rPr>
-        <w:t>line 1: 3</w:t>
-      </w:r>
-      <w:r>
-        <w:rPr>
-          <w:sz w:val="18"/>
-          <w:szCs w:val="18"/>
-          <w:vertAlign w:val="superscript"/>
-        </w:rPr>
-        <w:t>rd</w:t>
-      </w:r>
-      <w:r>
-        <w:rPr>
-          <w:sz w:val="18"/>
-          <w:szCs w:val="18"/>
-        </w:rPr>
-        <w:t xml:space="preserve"> </w:t>
-      </w:r>
-      <w:r>
-        <w:rPr>
-          <w:sz w:val="18"/>
-          <w:szCs w:val="18"/>
-        </w:rPr>
-        <w:t>Given Name Surname</w:t>
-      </w:r>
-      <w:r>
-        <w:rPr>
-          <w:sz w:val="18"/>
-          <w:szCs w:val="18"/>
-        </w:rPr>
-        <w:br/>
-        <w:t xml:space="preserve">line 2: </w:t>
-      </w:r>
-      <w:r>
-        <w:rPr>
-          <w:i/>
-          <w:sz w:val="18"/>
-          <w:szCs w:val="18"/>
-        </w:rPr>
-        <w:t xml:space="preserve">dept. name of organization </w:t>
-      </w:r>
-      <w:r>
-        <w:rPr>
-          <w:i/>
-          <w:sz w:val="18"/>
-          <w:szCs w:val="18"/>
-        </w:rPr>
-        <w:br/>
-      </w:r>
-      <w:r>
-        <w:rPr>
-          <w:i/>
-          <w:sz w:val="18"/>
-          <w:szCs w:val="18"/>
-        </w:rPr>
-        <w:t xml:space="preserve">(of </w:t>
-      </w:r>
-      <w:r>
-        <w:rPr>
-          <w:i/>
-          <w:iCs/>
-          <w:sz w:val="18"/>
-          <w:szCs w:val="18"/>
-        </w:rPr>
-        <w:t>Affiliation</w:t>
-      </w:r>
-      <w:r>
-        <w:rPr>
-          <w:i/>
-          <w:sz w:val="18"/>
-          <w:szCs w:val="18"/>
-        </w:rPr>
-        <w:t>)</w:t>
-      </w:r>
-      <w:r>
-        <w:rPr>
-          <w:sz w:val="18"/>
-          <w:szCs w:val="18"/>
-        </w:rPr>
-        <w:br/>
-        <w:t xml:space="preserve">line 3: </w:t>
-      </w:r>
-      <w:r>
-        <w:rPr>
-          <w:i/>
-          <w:sz w:val="18"/>
-          <w:szCs w:val="18"/>
-        </w:rPr>
-        <w:t xml:space="preserve">name of organization </w:t>
-      </w:r>
-      <w:r>
-        <w:rPr>
-          <w:i/>
-          <w:sz w:val="18"/>
-          <w:szCs w:val="18"/>
-        </w:rPr>
-        <w:br/>
-      </w:r>
-      <w:r>
-        <w:rPr>
-          <w:i/>
-          <w:sz w:val="18"/>
-          <w:szCs w:val="18"/>
-        </w:rPr>
-        <w:t>(of Affiliation)</w:t>
-      </w:r>
-      <w:r>
-        <w:rPr>
-          <w:i/>
-          <w:sz w:val="18"/>
-          <w:szCs w:val="18"/>
-        </w:rPr>
-        <w:br/>
-      </w:r>
-      <w:r>
-        <w:rPr>
-          <w:sz w:val="18"/>
-          <w:szCs w:val="18"/>
-        </w:rPr>
-        <w:t>line 4: City, Country</w:t>
-      </w:r>
-      <w:r>
-        <w:rPr>
-          <w:sz w:val="18"/>
-          <w:szCs w:val="18"/>
-        </w:rPr>
-        <w:br/>
-        <w:t>line 5: email address</w:t>
-      </w:r>
-      <w:r>
-        <w:rPr>
-          <w:sz w:val="18"/>
-          <w:szCs w:val="18"/>
-        </w:rPr>
-        <w:t xml:space="preserve"> or ORCID</w:t>
-      </w:r>
-    </w:p>
-    <w:p>
-      <w:pPr>
+        <w:jc w:val="both"/>
         <w:sectPr>
           <w:type w:val="continuous"/>
           <w:pgSz w:w="595.30pt" w:h="841.90pt" w:code="9"/>
@@ -529,21 +48,25 @@
     </w:p>
     <w:p>
       <w:pPr>
+        <w:pStyle w:val="Abstract"/>
+        <w:ind w:firstLine="0pt"/>
+        <w:rPr>
+          <w:i/>
+          <w:iCs/>
+        </w:rPr>
         <w:sectPr>
           <w:type w:val="continuous"/>
           <w:pgSz w:w="595.30pt" w:h="841.90pt" w:code="9"/>
-          <w:pgMar w:top="22.50pt" w:right="44.65pt" w:bottom="72pt" w:left="44.65pt" w:header="36pt" w:footer="36pt" w:gutter="0pt"/>
-          <w:cols w:num="3" w:space="36pt"/>
+          <w:pgMar w:top="54pt" w:right="45.35pt" w:bottom="72pt" w:left="45.35pt" w:header="36pt" w:footer="36pt" w:gutter="0pt"/>
+          <w:cols w:num="2" w:space="18pt"/>
           <w:docGrid w:linePitch="360"/>
         </w:sectPr>
       </w:pPr>
-      <w:r>
-        <w:br w:type="column"/>
-      </w:r>
     </w:p>
     <w:p>
       <w:pPr>
         <w:pStyle w:val="Abstract"/>
+        <w:ind w:firstLine="0pt"/>
       </w:pPr>
       <w:r>
         <w:rPr>
@@ -667,14 +190,7 @@
           <w:sz w:val="20"/>
           <w:szCs w:val="20"/>
         </w:rPr>
-        <w:t xml:space="preserve">This paper proposes selecting sensors based on their stability across time, not only their importance at one point in time. We use chronological batching of the dataset, repeat feature </w:t>
-      </w:r>
-      <w:r>
-        <w:rPr>
-          <w:sz w:val="20"/>
-          <w:szCs w:val="20"/>
-        </w:rPr>
-        <w:t>selection independently within each batch, and score each sensor by how consistently it is selected across batches. We combine this stability score with a separate audit for rare but informative "tripwire" sensors — sensors that remain near-constant except during failure events, which standard variance-based filtering would discard.</w:t>
+        <w:t>This paper proposes selecting sensors based on their stability across time, not only their importance at one point in time. We use chronological batching of the dataset, repeat feature selection independently within each batch, and score each sensor by how consistently it is selected across batches. We combine this stability score with a separate audit for rare but informative "tripwire" sensors — sensors that remain near-constant except during failure events, which standard variance-based filtering would discard.</w:t>
       </w:r>
     </w:p>
     <w:p>
@@ -800,7 +316,39 @@
           <w:sz w:val="20"/>
           <w:szCs w:val="20"/>
         </w:rPr>
-        <w:t xml:space="preserve"> [3], which combines L1-regularized selection with repeated subsampling of the data and retains only features selected consistently across many random subsamples. This measures </w:t>
+        <w:t xml:space="preserve"> [3], which combines L1-regularized selection with repeated subsampling of the data and retains only features selected consistently across many random subsamples. This measures robustness to sampling variability within a single, roughly time-invariant population, but does not test whether a feature remains predictive as the underlying process itself changes over time. A recent framework, </w:t>
+      </w:r>
+      <w:proofErr w:type="spellStart"/>
+      <w:r>
+        <w:rPr>
+          <w:sz w:val="20"/>
+          <w:szCs w:val="20"/>
+        </w:rPr>
+        <w:t>RobustModelMaker</w:t>
+      </w:r>
+      <w:proofErr w:type="spellEnd"/>
+      <w:r>
+        <w:rPr>
+          <w:sz w:val="20"/>
+          <w:szCs w:val="20"/>
+        </w:rPr>
+        <w:t xml:space="preserve"> [12], applies this same bootstrap stability selection principle to scientific machine learning pipelines more broadly, coupling it with leakage-safe nested cross-validation to address both unstable feature selection and optimistic performance estimation in a single structural pipeline. </w:t>
+      </w:r>
+      <w:proofErr w:type="spellStart"/>
+      <w:r>
+        <w:rPr>
+          <w:sz w:val="20"/>
+          <w:szCs w:val="20"/>
+        </w:rPr>
+        <w:t>RobustModelMaker</w:t>
+      </w:r>
+      <w:proofErr w:type="spellEnd"/>
+      <w:r>
+        <w:rPr>
+          <w:sz w:val="20"/>
+          <w:szCs w:val="20"/>
+        </w:rPr>
+        <w:t xml:space="preserve">, like [3], measures stability through repeated random resampling of a dataset treated as a single, exchangeable population; it does not incorporate a time-ordering variable, and its stability measurement therefore answers a different question than the one addressed here. The </w:t>
       </w:r>
       <w:r>
         <w:rPr>
@@ -808,39 +356,7 @@
           <w:szCs w:val="20"/>
         </w:rPr>
         <w:lastRenderedPageBreak/>
-        <w:t xml:space="preserve">robustness to sampling variability within a single, roughly time-invariant population, but does not test whether a feature remains predictive as the underlying process itself changes over time. A recent framework, </w:t>
-      </w:r>
-      <w:proofErr w:type="spellStart"/>
-      <w:r>
-        <w:rPr>
-          <w:sz w:val="20"/>
-          <w:szCs w:val="20"/>
-        </w:rPr>
-        <w:t>RobustModelMaker</w:t>
-      </w:r>
-      <w:proofErr w:type="spellEnd"/>
-      <w:r>
-        <w:rPr>
-          <w:sz w:val="20"/>
-          <w:szCs w:val="20"/>
-        </w:rPr>
-        <w:t xml:space="preserve"> [12], applies this same bootstrap stability selection principle to scientific machine learning pipelines more broadly, coupling it with leakage-safe nested cross-validation to address both unstable feature selection and optimistic performance estimation in a single structural pipeline. </w:t>
-      </w:r>
-      <w:proofErr w:type="spellStart"/>
-      <w:r>
-        <w:rPr>
-          <w:sz w:val="20"/>
-          <w:szCs w:val="20"/>
-        </w:rPr>
-        <w:t>RobustModelMaker</w:t>
-      </w:r>
-      <w:proofErr w:type="spellEnd"/>
-      <w:r>
-        <w:rPr>
-          <w:sz w:val="20"/>
-          <w:szCs w:val="20"/>
-        </w:rPr>
-        <w:t>, like [3], measures stability through repeated random resampling of a dataset treated as a single, exchangeable population; it does not incorporate a time-ordering variable, and its stability measurement therefore answers a different question than the one addressed here. The present work adapts the general principle of measuring selection consistency across repeated fits, common to both [3] and [12], but replaces random bootstrap resampling with chronological, non-overlapping batching, so that the resulting stability score measures consistency across sequential time periods rather than consistency under resampling of a single time period. This is the central methodological distinction between the present work and both [3] and [12]: the batches used here are not random subsamples of the same population, but disjoint, ordered partitions of a process that is itself assumed to be non-stationary.</w:t>
+        <w:t>present work adapts the general principle of measuring selection consistency across repeated fits, common to both [3] and [12], but replaces random bootstrap resampling with chronological, non-overlapping batching, so that the resulting stability score measures consistency across sequential time periods rather than consistency under resampling of a single time period. This is the central methodological distinction between the present work and both [3] and [12]: the batches used here are not random subsamples of the same population, but disjoint, ordered partitions of a process that is itself assumed to be non-stationary.</w:t>
       </w:r>
     </w:p>
     <w:p>
@@ -942,7 +458,14 @@
           <w:sz w:val="20"/>
           <w:szCs w:val="20"/>
         </w:rPr>
-        <w:t xml:space="preserve"> [7], which builds trees sequentially so that each new tree corrects errors made by earlier ones. These two methods were chosen specifically because they represent different tree-ensemble training strategies, allowing any observed performance improvement to be checked against more than one algorithm rather than relying on the behavior of a single model family. Sensor-level explainability was produced using SHAP, introduced by Lundberg and Lee [8], which assigns each input feature a contribution value for a specific prediction based on Shapley values from cooperative game theory, and was used here to cross-check the stability-based sensor shortlist against an independent, model-derived importance measure.</w:t>
+        <w:t xml:space="preserve"> [7], which builds trees sequentially so that each new tree corrects errors made by earlier ones. These two methods were chosen specifically because they represent different tree-ensemble training strategies, allowing any observed performance improvement to be checked against more than one algorithm rather than relying on the behavior of a single model family. Sensor-level explainability was produced using SHAP, introduced by Lundberg and Lee [8], which assigns each input feature a contribution value for a specific prediction based on Shapley </w:t>
+      </w:r>
+      <w:r>
+        <w:rPr>
+          <w:sz w:val="20"/>
+          <w:szCs w:val="20"/>
+        </w:rPr>
+        <w:t>values from cooperative game theory, and was used here to cross-check the stability-based sensor shortlist against an independent, model-derived importance measure.</w:t>
       </w:r>
     </w:p>
     <w:p>
@@ -1115,7 +638,7 @@
                     </pic:cNvPicPr>
                   </pic:nvPicPr>
                   <pic:blipFill>
-                    <a:blip r:embed="rId10" cstate="print">
+                    <a:blip r:embed="rId9" cstate="print">
                       <a:extLst>
                         <a:ext uri="{28A0092B-C50C-407E-A947-70E740481C1C}">
                           <a14:useLocalDpi xmlns:a14="http://schemas.microsoft.com/office/drawing/2010/main" val="0"/>
@@ -1204,79 +727,79 @@
           <w:sz w:val="20"/>
           <w:szCs w:val="20"/>
         </w:rPr>
+        <w:t xml:space="preserve">Raw SECOM sensor readings and labels are merged and time-sorted in the Data Layer, then passed to the Processing / Sensor-Reduction Layer, where cleaning, the tripwire audit, chronological batching, per-batch stability selection, and drift-injection validation are performed to produce a 17-sensor shortlist. This shortlist is passed to the Modeling Layer, where </w:t>
+      </w:r>
+      <w:proofErr w:type="spellStart"/>
+      <w:r>
+        <w:rPr>
+          <w:sz w:val="20"/>
+          <w:szCs w:val="20"/>
+        </w:rPr>
+        <w:t>XGBoost</w:t>
+      </w:r>
+      <w:proofErr w:type="spellEnd"/>
+      <w:r>
+        <w:rPr>
+          <w:sz w:val="20"/>
+          <w:szCs w:val="20"/>
+        </w:rPr>
+        <w:t xml:space="preserve"> and Random Forest are each trained on both the full and reduced sensor sets and evaluated using AUC, </w:t>
+      </w:r>
+      <w:proofErr w:type="spellStart"/>
+      <w:r>
+        <w:rPr>
+          <w:sz w:val="20"/>
+          <w:szCs w:val="20"/>
+        </w:rPr>
+        <w:t>Precision@K</w:t>
+      </w:r>
+      <w:proofErr w:type="spellEnd"/>
+      <w:r>
+        <w:rPr>
+          <w:sz w:val="20"/>
+          <w:szCs w:val="20"/>
+        </w:rPr>
+        <w:t xml:space="preserve">, and </w:t>
+      </w:r>
+      <w:proofErr w:type="spellStart"/>
+      <w:r>
+        <w:rPr>
+          <w:sz w:val="20"/>
+          <w:szCs w:val="20"/>
+        </w:rPr>
+        <w:t>Recall@K</w:t>
+      </w:r>
+      <w:proofErr w:type="spellEnd"/>
+      <w:r>
+        <w:rPr>
+          <w:sz w:val="20"/>
+          <w:szCs w:val="20"/>
+        </w:rPr>
+        <w:t xml:space="preserve">. The Explainability layer, drawing on the trained reduced model, computes SHAP values and </w:t>
+      </w:r>
+      <w:proofErr w:type="spellStart"/>
+      <w:r>
+        <w:rPr>
+          <w:sz w:val="20"/>
+          <w:szCs w:val="20"/>
+        </w:rPr>
+        <w:t>OptBinning</w:t>
+      </w:r>
+      <w:proofErr w:type="spellEnd"/>
+      <w:r>
+        <w:rPr>
+          <w:sz w:val="20"/>
+          <w:szCs w:val="20"/>
+        </w:rPr>
+        <w:t xml:space="preserve"> risk bins. Arrows indicate one-directional data flow; each layer consumes only the output of the layer preceding it.</w:t>
+      </w:r>
+    </w:p>
+    <w:p>
+      <w:pPr>
+        <w:pStyle w:val="Heading2"/>
+      </w:pPr>
+      <w:r>
         <w:lastRenderedPageBreak/>
-        <w:t xml:space="preserve">Raw SECOM sensor readings and labels are merged and time-sorted in the Data Layer, then passed to the Processing / Sensor-Reduction Layer, where cleaning, the tripwire audit, chronological batching, per-batch stability selection, and drift-injection validation are performed to produce a 17-sensor shortlist. This shortlist is passed to the Modeling Layer, where </w:t>
-      </w:r>
-      <w:proofErr w:type="spellStart"/>
-      <w:r>
-        <w:rPr>
-          <w:sz w:val="20"/>
-          <w:szCs w:val="20"/>
-        </w:rPr>
-        <w:t>XGBoost</w:t>
-      </w:r>
-      <w:proofErr w:type="spellEnd"/>
-      <w:r>
-        <w:rPr>
-          <w:sz w:val="20"/>
-          <w:szCs w:val="20"/>
-        </w:rPr>
-        <w:t xml:space="preserve"> and Random Forest are each trained on both the full and reduced sensor sets and evaluated using AUC, </w:t>
-      </w:r>
-      <w:proofErr w:type="spellStart"/>
-      <w:r>
-        <w:rPr>
-          <w:sz w:val="20"/>
-          <w:szCs w:val="20"/>
-        </w:rPr>
-        <w:t>Precision@K</w:t>
-      </w:r>
-      <w:proofErr w:type="spellEnd"/>
-      <w:r>
-        <w:rPr>
-          <w:sz w:val="20"/>
-          <w:szCs w:val="20"/>
-        </w:rPr>
-        <w:t xml:space="preserve">, and </w:t>
-      </w:r>
-      <w:proofErr w:type="spellStart"/>
-      <w:r>
-        <w:rPr>
-          <w:sz w:val="20"/>
-          <w:szCs w:val="20"/>
-        </w:rPr>
-        <w:t>Recall@K</w:t>
-      </w:r>
-      <w:proofErr w:type="spellEnd"/>
-      <w:r>
-        <w:rPr>
-          <w:sz w:val="20"/>
-          <w:szCs w:val="20"/>
-        </w:rPr>
-        <w:t xml:space="preserve">. The Explainability layer, drawing on the trained reduced model, computes SHAP values and </w:t>
-      </w:r>
-      <w:proofErr w:type="spellStart"/>
-      <w:r>
-        <w:rPr>
-          <w:sz w:val="20"/>
-          <w:szCs w:val="20"/>
-        </w:rPr>
-        <w:t>OptBinning</w:t>
-      </w:r>
-      <w:proofErr w:type="spellEnd"/>
-      <w:r>
-        <w:rPr>
-          <w:sz w:val="20"/>
-          <w:szCs w:val="20"/>
-        </w:rPr>
-        <w:t xml:space="preserve"> risk bins. Arrows indicate one-directional data flow; each layer consumes only the output of the layer preceding it.</w:t>
-      </w:r>
-    </w:p>
-    <w:p>
-      <w:pPr>
-        <w:pStyle w:val="Heading2"/>
-      </w:pPr>
-      <w:r>
         <w:t>Data Preparation</w:t>
       </w:r>
     </w:p>
@@ -1857,7 +1380,14 @@
           <w:sz w:val="20"/>
           <w:szCs w:val="20"/>
         </w:rPr>
-        <w:t>Random train/test splitting is standard practice in machine learning but is inappropriate here, because it would allow information from later production periods to influence conclusions drawn about earlier periods, and vice versa. This does not reflect how the model would actually be used in production, where only past data is available to predict future outcomes.</w:t>
+        <w:t xml:space="preserve">Random train/test splitting is standard practice in machine learning but is inappropriate here, because it would allow information from later production periods to influence </w:t>
+      </w:r>
+      <w:r>
+        <w:rPr>
+          <w:sz w:val="20"/>
+          <w:szCs w:val="20"/>
+        </w:rPr>
+        <w:t>conclusions drawn about earlier periods, and vice versa. This does not reflect how the model would actually be used in production, where only past data is available to predict future outcomes.</w:t>
       </w:r>
     </w:p>
     <w:p>
@@ -2478,7 +2008,6 @@
           <w:sz w:val="20"/>
           <w:szCs w:val="20"/>
         </w:rPr>
-        <w:lastRenderedPageBreak/>
         <w:t>where N is the total number of batches (N = 5). A score of 1.0 indicates a sensor was selected in every batch; a score of 0.0 indicates it was never selected in any batch. In this dataset, no sensor reached a stability score above 0.4 (that is, no sensor was selected in more than 2 of the 5 batches), which is itself a finding: it suggests that sensor-level predictive signal in SECOM is not strongly consistent across the time periods represented in this dataset, supporting the premise that drift-aware selection differs meaningfully from static selection.</w:t>
       </w:r>
     </w:p>
@@ -2508,7 +2037,15 @@
           <w:sz w:val="20"/>
           <w:szCs w:val="20"/>
         </w:rPr>
-        <w:t>Since the stability score is the central novel measurement in this work, its validity was tested directly rather than assumed. A sensor with a known stability score (0.4, selected in 2 of 5 batches) was chosen. In one of the batches where that sensor had originally been selected, its real values were replaced with synthetic noise drawn from a normal distribution centered at the sensor's overall mean, with standard deviation matching the sensor's original variability in that batch:</w:t>
+        <w:t xml:space="preserve">Since the stability score is the central novel measurement in this work, its validity was tested directly rather than assumed. A sensor with a known stability score (0.4, selected in 2 of 5 </w:t>
+      </w:r>
+      <w:r>
+        <w:rPr>
+          <w:sz w:val="20"/>
+          <w:szCs w:val="20"/>
+        </w:rPr>
+        <w:lastRenderedPageBreak/>
+        <w:t>batches) was chosen. In one of the batches where that sensor had originally been selected, its real values were replaced with synthetic noise drawn from a normal distribution centered at the sensor's overall mean, with standard deviation matching the sensor's original variability in that batch:</w:t>
       </w:r>
     </w:p>
     <w:p>
@@ -3074,14 +2611,7 @@
           <w:sz w:val="20"/>
           <w:szCs w:val="20"/>
         </w:rPr>
-        <w:t xml:space="preserve"> and Random Forest, both tree-based ensemble methods but with different underlying training procedures, chosen so that any performance difference between the full sensor set and the </w:t>
-      </w:r>
-      <w:r>
-        <w:rPr>
-          <w:sz w:val="20"/>
-          <w:szCs w:val="20"/>
-        </w:rPr>
-        <w:t>reduced shortlist could be observed across more than one model type rather than being an artifact of a single algorithm.</w:t>
+        <w:t xml:space="preserve"> and Random Forest, both tree-based ensemble methods but with different underlying training procedures, chosen so that any performance difference between the full sensor set and the reduced shortlist could be observed across more than one model type rather than being an artifact of a single algorithm.</w:t>
       </w:r>
     </w:p>
     <w:p>
@@ -4089,7 +3619,6 @@
         <w:rPr>
           <w:noProof/>
         </w:rPr>
-        <w:lastRenderedPageBreak/>
         <w:drawing>
           <wp:inline distT="0" distB="0" distL="0" distR="0" wp14:anchorId="43FD7E2C" wp14:editId="22043A0B">
             <wp:extent cx="3089910" cy="1931035"/>
@@ -4108,7 +3637,7 @@
                     </pic:cNvPicPr>
                   </pic:nvPicPr>
                   <pic:blipFill>
-                    <a:blip r:embed="rId11" cstate="print">
+                    <a:blip r:embed="rId10" cstate="print">
                       <a:extLst>
                         <a:ext uri="{28A0092B-C50C-407E-A947-70E740481C1C}">
                           <a14:useLocalDpi xmlns:a14="http://schemas.microsoft.com/office/drawing/2010/main" val="0"/>
@@ -4197,6 +3726,7 @@
         <w:pStyle w:val="Heading2"/>
       </w:pPr>
       <w:r>
+        <w:lastRenderedPageBreak/>
         <w:t>Sensor Stability and Importance</w:t>
       </w:r>
     </w:p>
@@ -4232,7 +3762,7 @@
                     </pic:cNvPicPr>
                   </pic:nvPicPr>
                   <pic:blipFill>
-                    <a:blip r:embed="rId12" cstate="print">
+                    <a:blip r:embed="rId11" cstate="print">
                       <a:extLst>
                         <a:ext uri="{28A0092B-C50C-407E-A947-70E740481C1C}">
                           <a14:useLocalDpi xmlns:a14="http://schemas.microsoft.com/office/drawing/2010/main" val="0"/>
@@ -4363,14 +3893,7 @@
           <w:sz w:val="20"/>
           <w:szCs w:val="20"/>
         </w:rPr>
-        <w:t xml:space="preserve">This result indicates that stability and importance are not interchangeable measurements. A sensor can have a high average LASSO coefficient in the batches where it is </w:t>
-      </w:r>
-      <w:r>
-        <w:rPr>
-          <w:sz w:val="20"/>
-          <w:szCs w:val="20"/>
-        </w:rPr>
-        <w:t xml:space="preserve">selected, while still being selected inconsistently across time; conversely, a sensor selected consistently need not have the largest coefficient. The shortlist construction method </w:t>
+        <w:t xml:space="preserve">This result indicates that stability and importance are not interchangeable measurements. A sensor can have a high average LASSO coefficient in the batches where it is selected, while still being selected inconsistently across time; conversely, a sensor selected consistently need not have the largest coefficient. The shortlist construction method </w:t>
       </w:r>
       <w:proofErr w:type="gramStart"/>
       <w:r>
@@ -5458,7 +4981,7 @@
                     </pic:cNvPicPr>
                   </pic:nvPicPr>
                   <pic:blipFill>
-                    <a:blip r:embed="rId13" cstate="print">
+                    <a:blip r:embed="rId12" cstate="print">
                       <a:extLst>
                         <a:ext uri="{28A0092B-C50C-407E-A947-70E740481C1C}">
                           <a14:useLocalDpi xmlns:a14="http://schemas.microsoft.com/office/drawing/2010/main" val="0"/>
@@ -5550,15 +5073,7 @@
           <w:sz w:val="20"/>
           <w:szCs w:val="20"/>
         </w:rPr>
-        <w:t xml:space="preserve">. This is consistent with the interpretation that, on a training set of this size (1,253 rows), a 590-dimensional feature space </w:t>
-      </w:r>
-      <w:r>
-        <w:rPr>
-          <w:sz w:val="20"/>
-          <w:szCs w:val="20"/>
-        </w:rPr>
-        <w:lastRenderedPageBreak/>
-        <w:t>leads to overfitting that the stability-filtered feature set avoids.</w:t>
+        <w:t>. This is consistent with the interpretation that, on a training set of this size (1,253 rows), a 590-dimensional feature space leads to overfitting that the stability-filtered feature set avoids.</w:t>
       </w:r>
     </w:p>
     <w:p>
@@ -5608,6 +5123,7 @@
           <w:b/>
           <w:bCs/>
         </w:rPr>
+        <w:lastRenderedPageBreak/>
         <w:t>Sensor-Level Explainability</w:t>
       </w:r>
     </w:p>
@@ -5643,7 +5159,7 @@
                     </pic:cNvPicPr>
                   </pic:nvPicPr>
                   <pic:blipFill>
-                    <a:blip r:embed="rId14" cstate="print">
+                    <a:blip r:embed="rId13" cstate="print">
                       <a:extLst>
                         <a:ext uri="{28A0092B-C50C-407E-A947-70E740481C1C}">
                           <a14:useLocalDpi xmlns:a14="http://schemas.microsoft.com/office/drawing/2010/main" val="0"/>
@@ -6054,7 +5570,7 @@
                     </pic:cNvPicPr>
                   </pic:nvPicPr>
                   <pic:blipFill>
-                    <a:blip r:embed="rId15" cstate="print">
+                    <a:blip r:embed="rId14" cstate="print">
                       <a:extLst>
                         <a:ext uri="{28A0092B-C50C-407E-A947-70E740481C1C}">
                           <a14:useLocalDpi xmlns:a14="http://schemas.microsoft.com/office/drawing/2010/main" val="0"/>
@@ -6568,15 +6084,7 @@
           <w:sz w:val="20"/>
           <w:szCs w:val="20"/>
         </w:rPr>
-        <w:t xml:space="preserve"> the ratio of observations to features is low, and many of the 590 sensors are likely redundant, noisy, or unrelated to the failure mechanism. The stability-selection procedure functioned as a noise filter: sensors that appeared predictive only inconsistently, or only within a single time period, were excluded, leaving a feature set that generalized better to the held-out, later time period. This interpretation is also consistent with the observation that no sensor reached a stability score above 0.4, meaning even the most consistent sensors were only selected in 2 of 5 batches. If sensor-outcome relationships in this dataset were highly stable over </w:t>
-      </w:r>
-      <w:r>
-        <w:rPr>
-          <w:sz w:val="20"/>
-          <w:szCs w:val="20"/>
-        </w:rPr>
-        <w:lastRenderedPageBreak/>
-        <w:t>time, a static, single-split selection method would likely have performed comparably to the stability-based method. The fact that it did not suggests drift is a real and non-trivial factor in this dataset, not a theoretical concern introduced for the sake of the method.</w:t>
+        <w:t xml:space="preserve"> the ratio of observations to features is low, and many of the 590 sensors are likely redundant, noisy, or unrelated to the failure mechanism. The stability-selection procedure functioned as a noise filter: sensors that appeared predictive only inconsistently, or only within a single time period, were excluded, leaving a feature set that generalized better to the held-out, later time period. This interpretation is also consistent with the observation that no sensor reached a stability score above 0.4, meaning even the most consistent sensors were only selected in 2 of 5 batches. If sensor-outcome relationships in this dataset were highly stable over time, a static, single-split selection method would likely have performed comparably to the stability-based method. The fact that it did not suggests drift is a real and non-trivial factor in this dataset, not a theoretical concern introduced for the sake of the method.</w:t>
       </w:r>
     </w:p>
     <w:p>
@@ -6661,7 +6169,15 @@
           <w:sz w:val="20"/>
           <w:szCs w:val="20"/>
         </w:rPr>
-        <w:t>The agreement between the stability-based shortlist and the SHAP-based importance ranking, particularly the case of sensor_95, is worth discussing directly. sensor_95 was excluded entirely by the LASSO-based stability procedure (stability score of 0.0) yet ranked fifth by SHAP importance in the final trained model. This indicates that a single feature-selection method, applied alone, may miss sensors that are informative but rare in their signal, which is precisely the case the tripwire audit was designed to catch. This finding argues for combining more than one selection criterion when the objective is not just predictive accuracy, but a shortlist that engineers can trust to include operationally important sensors, including rare-event indicators.</w:t>
+        <w:t xml:space="preserve">The agreement between the stability-based shortlist and the SHAP-based importance ranking, particularly the case of sensor_95, is worth discussing directly. sensor_95 was </w:t>
+      </w:r>
+      <w:r>
+        <w:rPr>
+          <w:sz w:val="20"/>
+          <w:szCs w:val="20"/>
+        </w:rPr>
+        <w:lastRenderedPageBreak/>
+        <w:t>excluded entirely by the LASSO-based stability procedure (stability score of 0.0) yet ranked fifth by SHAP importance in the final trained model. This indicates that a single feature-selection method, applied alone, may miss sensors that are informative but rare in their signal, which is precisely the case the tripwire audit was designed to catch. This finding argues for combining more than one selection criterion when the objective is not just predictive accuracy, but a shortlist that engineers can trust to include operationally important sensors, including rare-event indicators.</w:t>
       </w:r>
     </w:p>
     <w:p>
@@ -6669,7 +6185,7 @@
         <w:pStyle w:val="Heading1"/>
       </w:pPr>
       <w:r>
-        <w:t>Limitations</w:t>
+        <w:t>Prototype Implementation</w:t>
       </w:r>
       <w:r>
         <w:t> </w:t>
@@ -6690,7 +6206,121 @@
           <w:sz w:val="20"/>
           <w:szCs w:val="20"/>
         </w:rPr>
-        <w:t>The dataset used in this study is small: 1,567 total wafer records, a held-out test set of 314 rows, and only 17 actual failures within that test set. Reported performance differences, including the improvement in Recall@30, should be interpreted as indicative rather than statistically conclusive, since a difference of even one or two correctly identified failures can shift the reported percentage substantially at this scale.</w:t>
+        <w:t>To make the method usable beyond offline analysis, a prototype web application was implemented, wrapping the pipeline described in Section III behind a REST API. The interface allows a user to view the shortlisted sensors, their stability scores relative to model importance, and per-prediction SHAP explanations for individual wafers. This prototype is a demonstration of the method's practical</w:t>
+      </w:r>
+      <w:r>
+        <w:rPr>
+          <w:sz w:val="20"/>
+          <w:szCs w:val="20"/>
+        </w:rPr>
+        <w:t xml:space="preserve"> </w:t>
+      </w:r>
+      <w:r>
+        <w:rPr>
+          <w:sz w:val="20"/>
+          <w:szCs w:val="20"/>
+        </w:rPr>
+        <w:t>deployability</w:t>
+      </w:r>
+      <w:r>
+        <w:rPr>
+          <w:sz w:val="20"/>
+          <w:szCs w:val="20"/>
+        </w:rPr>
+        <w:t xml:space="preserve"> </w:t>
+      </w:r>
+      <w:r>
+        <w:rPr>
+          <w:sz w:val="20"/>
+          <w:szCs w:val="20"/>
+        </w:rPr>
+        <w:t>and is not itself a research contribution; all reported results in Section IV were produced by the offline pipeline described in Section III, independent of this interface.</w:t>
+      </w:r>
+    </w:p>
+    <w:p>
+      <w:pPr>
+        <w:pStyle w:val="font-claude-response-body"/>
+        <w:spacing w:before="0pt" w:beforeAutospacing="0" w:after="0pt" w:afterAutospacing="0"/>
+        <w:jc w:val="both"/>
+        <w:rPr>
+          <w:sz w:val="20"/>
+          <w:szCs w:val="20"/>
+        </w:rPr>
+      </w:pPr>
+      <w:r>
+        <w:rPr>
+          <w:noProof/>
+        </w:rPr>
+        <w:drawing>
+          <wp:inline distT="0" distB="0" distL="0" distR="0" wp14:anchorId="3908BFFA" wp14:editId="6DE825C1">
+            <wp:extent cx="3089910" cy="1753235"/>
+            <wp:effectExtent l="0" t="0" r="0" b="0"/>
+            <wp:docPr id="398048282" name="Picture 1"/>
+            <wp:cNvGraphicFramePr>
+              <a:graphicFrameLocks xmlns:a="http://purl.oclc.org/ooxml/drawingml/main" noChangeAspect="1"/>
+            </wp:cNvGraphicFramePr>
+            <a:graphic xmlns:a="http://purl.oclc.org/ooxml/drawingml/main">
+              <a:graphicData uri="http://purl.oclc.org/ooxml/drawingml/picture">
+                <pic:pic xmlns:pic="http://purl.oclc.org/ooxml/drawingml/picture">
+                  <pic:nvPicPr>
+                    <pic:cNvPr id="0" name="Picture 1"/>
+                    <pic:cNvPicPr>
+                      <a:picLocks noChangeAspect="1" noChangeArrowheads="1"/>
+                    </pic:cNvPicPr>
+                  </pic:nvPicPr>
+                  <pic:blipFill>
+                    <a:blip r:embed="rId15" cstate="print">
+                      <a:extLst>
+                        <a:ext uri="{28A0092B-C50C-407E-A947-70E740481C1C}">
+                          <a14:useLocalDpi xmlns:a14="http://schemas.microsoft.com/office/drawing/2010/main" val="0"/>
+                        </a:ext>
+                      </a:extLst>
+                    </a:blip>
+                    <a:srcRect/>
+                    <a:stretch>
+                      <a:fillRect/>
+                    </a:stretch>
+                  </pic:blipFill>
+                  <pic:spPr bwMode="auto">
+                    <a:xfrm>
+                      <a:off x="0" y="0"/>
+                      <a:ext cx="3089910" cy="1753235"/>
+                    </a:xfrm>
+                    <a:prstGeom prst="rect">
+                      <a:avLst/>
+                    </a:prstGeom>
+                    <a:noFill/>
+                    <a:ln>
+                      <a:noFill/>
+                    </a:ln>
+                  </pic:spPr>
+                </pic:pic>
+              </a:graphicData>
+            </a:graphic>
+          </wp:inline>
+        </w:drawing>
+      </w:r>
+    </w:p>
+    <w:p>
+      <w:pPr>
+        <w:pStyle w:val="font-claude-response-body"/>
+        <w:spacing w:before="0pt" w:beforeAutospacing="0" w:after="0pt" w:afterAutospacing="0"/>
+        <w:jc w:val="both"/>
+        <w:rPr>
+          <w:i/>
+          <w:iCs/>
+          <w:sz w:val="20"/>
+          <w:szCs w:val="20"/>
+        </w:rPr>
+      </w:pPr>
+      <w:r>
+        <w:rPr>
+          <w:i/>
+          <w:iCs/>
+          <w:sz w:val="20"/>
+          <w:szCs w:val="20"/>
+        </w:rPr>
+        <w:t>Figure 7. Prototype dashboard showing shortlisted sensors, SHAP importance, and stability-vs-importance visualization.</w:t>
       </w:r>
     </w:p>
     <w:p>
@@ -6703,13 +6333,6 @@
           <w:szCs w:val="20"/>
         </w:rPr>
       </w:pPr>
-      <w:r>
-        <w:rPr>
-          <w:sz w:val="20"/>
-          <w:szCs w:val="20"/>
-        </w:rPr>
-        <w:t>Model evaluation used a single chronological train/test split, with the final time batch held out as the test set. Repeated evaluation across multiple chronological splits was not performed, primarily because several of the earlier batches contained too few failures (as low as 2) to produce a reliable test signal if used as additional folds. This is noted as a constraint of the dataset rather than an omission in the method, and repeated validation on a larger dataset is identified as future work.</w:t>
-      </w:r>
     </w:p>
     <w:p>
       <w:pPr>
@@ -6717,16 +6340,84 @@
         <w:spacing w:before="0pt" w:beforeAutospacing="0"/>
         <w:jc w:val="both"/>
         <w:rPr>
-          <w:sz w:val="20"/>
-          <w:szCs w:val="20"/>
-        </w:rPr>
-      </w:pPr>
-      <w:r>
-        <w:rPr>
-          <w:sz w:val="20"/>
-          <w:szCs w:val="20"/>
-        </w:rPr>
-        <w:t>The regularization strength used in LASSO-based stability selection, and the lift threshold used in the tripwire audit, were both selected by inspecting results across a range of candidate values rather than fixed in advance of any experimentation. This is disclosed directly here rather than presented as though the values were pre-registered, in keeping with standard reporting practice.</w:t>
+          <w:i/>
+          <w:iCs/>
+          <w:sz w:val="20"/>
+          <w:szCs w:val="20"/>
+        </w:rPr>
+      </w:pPr>
+      <w:r>
+        <w:rPr>
+          <w:noProof/>
+        </w:rPr>
+        <w:drawing>
+          <wp:inline distT="0" distB="0" distL="0" distR="0" wp14:anchorId="093BE458" wp14:editId="5052C07C">
+            <wp:extent cx="3089910" cy="2833370"/>
+            <wp:effectExtent l="0" t="0" r="0" b="5080"/>
+            <wp:docPr id="769395228" name="Picture 2"/>
+            <wp:cNvGraphicFramePr>
+              <a:graphicFrameLocks xmlns:a="http://purl.oclc.org/ooxml/drawingml/main" noChangeAspect="1"/>
+            </wp:cNvGraphicFramePr>
+            <a:graphic xmlns:a="http://purl.oclc.org/ooxml/drawingml/main">
+              <a:graphicData uri="http://purl.oclc.org/ooxml/drawingml/picture">
+                <pic:pic xmlns:pic="http://purl.oclc.org/ooxml/drawingml/picture">
+                  <pic:nvPicPr>
+                    <pic:cNvPr id="0" name="Picture 3"/>
+                    <pic:cNvPicPr>
+                      <a:picLocks noChangeAspect="1" noChangeArrowheads="1"/>
+                    </pic:cNvPicPr>
+                  </pic:nvPicPr>
+                  <pic:blipFill>
+                    <a:blip r:embed="rId16">
+                      <a:extLst>
+                        <a:ext uri="{28A0092B-C50C-407E-A947-70E740481C1C}">
+                          <a14:useLocalDpi xmlns:a14="http://schemas.microsoft.com/office/drawing/2010/main" val="0"/>
+                        </a:ext>
+                      </a:extLst>
+                    </a:blip>
+                    <a:srcRect/>
+                    <a:stretch>
+                      <a:fillRect/>
+                    </a:stretch>
+                  </pic:blipFill>
+                  <pic:spPr bwMode="auto">
+                    <a:xfrm>
+                      <a:off x="0" y="0"/>
+                      <a:ext cx="3089910" cy="2833370"/>
+                    </a:xfrm>
+                    <a:prstGeom prst="rect">
+                      <a:avLst/>
+                    </a:prstGeom>
+                    <a:noFill/>
+                    <a:ln>
+                      <a:noFill/>
+                    </a:ln>
+                  </pic:spPr>
+                </pic:pic>
+              </a:graphicData>
+            </a:graphic>
+          </wp:inline>
+        </w:drawing>
+      </w:r>
+      <w:r>
+        <w:rPr>
+          <w:i/>
+          <w:iCs/>
+          <w:sz w:val="20"/>
+          <w:szCs w:val="20"/>
+        </w:rPr>
+        <w:t>Figure 8. SHAP-based explanation panel for an individual wafer prediction.</w:t>
+      </w:r>
+    </w:p>
+    <w:p>
+      <w:pPr>
+        <w:pStyle w:val="Heading1"/>
+      </w:pPr>
+      <w:r>
+        <w:t>Limitations</w:t>
+      </w:r>
+      <w:r>
+        <w:t> </w:t>
       </w:r>
     </w:p>
     <w:p>
@@ -6744,7 +6435,7 @@
           <w:sz w:val="20"/>
           <w:szCs w:val="20"/>
         </w:rPr>
-        <w:t>The final shortlist was checked for pairwise linear correlation only, using a fixed threshold of 0.9. This does not rule out more complex forms of redundancy among three or more sensors acting together, which would require a full correlation-clustering analysis. This analysis was not performed in this work.</w:t>
+        <w:t>The dataset used in this study is small: 1,567 total wafer records, a held-out test set of 314 rows, and only 17 actual failures within that test set. Reported performance differences, including the improvement in Recall@30, should be interpreted as indicative rather than statistically conclusive, since a difference of even one or two correctly identified failures can shift the reported percentage substantially at this scale.</w:t>
       </w:r>
     </w:p>
     <w:p>
@@ -6762,15 +6453,7 @@
           <w:sz w:val="20"/>
           <w:szCs w:val="20"/>
         </w:rPr>
-        <w:t>Finally, this method was evaluated on a single dataset, SECOM. While SECOM is a widely used public benchmark for this problem domain, it represents one specific fabrication process at one point in time. Whether the drift-aware stability approach generalizes to other fabrication lines, other sensor sets, or datasets with different drift characteristics has not been tested and remains an open question.</w:t>
-      </w:r>
-    </w:p>
-    <w:p>
-      <w:pPr>
-        <w:pStyle w:val="Heading1"/>
-      </w:pPr>
-      <w:r>
-        <w:t>Conclusion</w:t>
+        <w:t>Model evaluation used a single chronological train/test split, with the final time batch held out as the test set. Repeated evaluation across multiple chronological splits was not performed, primarily because several of the earlier batches contained too few failures (as low as 2) to produce a reliable test signal if used as additional folds. This is noted as a constraint of the dataset rather than an omission in the method, and repeated validation on a larger dataset is identified as future work.</w:t>
       </w:r>
     </w:p>
     <w:p>
@@ -6788,7 +6471,7 @@
           <w:sz w:val="20"/>
           <w:szCs w:val="20"/>
         </w:rPr>
-        <w:t>This work introduced a method for reducing the number of sensors monitored in a semiconductor fabrication process by measuring each sensor's predictive stability across chronologically ordered time periods, rather than its importance on a single static data split. Applied to the SECOM dataset, this method reduced the monitored sensor set from 590 to 17 sensors, and models trained on this reduced set outperformed models trained on the full set across two independent model families and three separate evaluation metrics. A synthetic drift-injection experiment confirmed that the stability metric responds to genuine degradation in a sensor's predictive relationship, supporting its validity as a drift-sensitivity measurement rather than an arbitrary artifact of the feature-selection procedure. A separate audit step for near-constant, rare-event sensors was shown to recover at least one sensor, sensor_95, that the stability-based procedure alone would have discarded but that proved meaningful to the final trained model, indicating that a single selection criterion is insufficient on its own for this problem.</w:t>
+        <w:t>The regularization strength used in LASSO-based stability selection, and the lift threshold used in the tripwire audit, were both selected by inspecting results across a range of candidate values rather than fixed in advance of any experimentation. This is disclosed directly here rather than presented as though the values were pre-registered, in keeping with standard reporting practice.</w:t>
       </w:r>
     </w:p>
     <w:p>
@@ -6806,6 +6489,76 @@
           <w:sz w:val="20"/>
           <w:szCs w:val="20"/>
         </w:rPr>
+        <w:t>The final shortlist was checked for pairwise linear correlation only, using a fixed threshold of 0.9. This does not rule out more complex forms of redundancy among three or more sensors acting together, which would require a full correlation-clustering analysis. This analysis was not performed in this work.</w:t>
+      </w:r>
+    </w:p>
+    <w:p>
+      <w:pPr>
+        <w:pStyle w:val="font-claude-response-body"/>
+        <w:spacing w:before="0pt" w:beforeAutospacing="0"/>
+        <w:jc w:val="both"/>
+        <w:rPr>
+          <w:sz w:val="20"/>
+          <w:szCs w:val="20"/>
+        </w:rPr>
+      </w:pPr>
+      <w:r>
+        <w:rPr>
+          <w:sz w:val="20"/>
+          <w:szCs w:val="20"/>
+        </w:rPr>
+        <w:t xml:space="preserve">Finally, this method was evaluated on a single dataset, SECOM. While SECOM is a widely used public benchmark for this problem domain, it represents one specific fabrication </w:t>
+      </w:r>
+      <w:r>
+        <w:rPr>
+          <w:sz w:val="20"/>
+          <w:szCs w:val="20"/>
+        </w:rPr>
+        <w:lastRenderedPageBreak/>
+        <w:t>process at one point in time. Whether the drift-aware stability approach generalizes to other fabrication lines, other sensor sets, or datasets with different drift characteristics has not been tested and remains an open question.</w:t>
+      </w:r>
+    </w:p>
+    <w:p>
+      <w:pPr>
+        <w:pStyle w:val="Heading1"/>
+      </w:pPr>
+      <w:r>
+        <w:t>Conclusion</w:t>
+      </w:r>
+    </w:p>
+    <w:p>
+      <w:pPr>
+        <w:pStyle w:val="font-claude-response-body"/>
+        <w:spacing w:before="0pt" w:beforeAutospacing="0"/>
+        <w:jc w:val="both"/>
+        <w:rPr>
+          <w:sz w:val="20"/>
+          <w:szCs w:val="20"/>
+        </w:rPr>
+      </w:pPr>
+      <w:r>
+        <w:rPr>
+          <w:sz w:val="20"/>
+          <w:szCs w:val="20"/>
+        </w:rPr>
+        <w:t>This work introduced a method for reducing the number of sensors monitored in a semiconductor fabrication process by measuring each sensor's predictive stability across chronologically ordered time periods, rather than its importance on a single static data split. Applied to the SECOM dataset, this method reduced the monitored sensor set from 590 to 17 sensors, and models trained on this reduced set outperformed models trained on the full set across two independent model families and three separate evaluation metrics. A synthetic drift-injection experiment confirmed that the stability metric responds to genuine degradation in a sensor's predictive relationship, supporting its validity as a drift-sensitivity measurement rather than an arbitrary artifact of the feature-selection procedure. A separate audit step for near-constant, rare-event sensors was shown to recover at least one sensor, sensor_95, that the stability-based procedure alone would have discarded but that proved meaningful to the final trained model, indicating that a single selection criterion is insufficient on its own for this problem.</w:t>
+      </w:r>
+    </w:p>
+    <w:p>
+      <w:pPr>
+        <w:pStyle w:val="font-claude-response-body"/>
+        <w:spacing w:before="0pt" w:beforeAutospacing="0"/>
+        <w:jc w:val="both"/>
+        <w:rPr>
+          <w:sz w:val="20"/>
+          <w:szCs w:val="20"/>
+        </w:rPr>
+      </w:pPr>
+      <w:r>
+        <w:rPr>
+          <w:sz w:val="20"/>
+          <w:szCs w:val="20"/>
+        </w:rPr>
         <w:t xml:space="preserve">These results should be read within the scope of a small, single-dataset study, as detailed in Section </w:t>
       </w:r>
       <w:r>
@@ -6820,6 +6573,13 @@
           <w:sz w:val="20"/>
           <w:szCs w:val="20"/>
         </w:rPr>
+        <w:t>I</w:t>
+      </w:r>
+      <w:r>
+        <w:rPr>
+          <w:sz w:val="20"/>
+          <w:szCs w:val="20"/>
+        </w:rPr>
         <w:t>: Limitations</w:t>
       </w:r>
       <w:r>
@@ -6877,7 +6637,6 @@
         <w:jc w:val="both"/>
       </w:pPr>
       <w:r>
-        <w:lastRenderedPageBreak/>
         <w:t xml:space="preserve">[3] N. </w:t>
       </w:r>
       <w:proofErr w:type="spellStart"/>
@@ -6960,7 +6719,10 @@
       </w:r>
       <w:proofErr w:type="spellEnd"/>
       <w:r>
-        <w:t>, "SMOTE: Synthetic Minority Over-sampling Technique," Journal of Artificial Intelligence Research, vol. 16, pp. 321–357, 2002.</w:t>
+        <w:t xml:space="preserve">, "SMOTE: Synthetic Minority Over-sampling </w:t>
+      </w:r>
+      <w:r>
+        <w:t>Technique," Journal of Artificial Intelligence Research, vol. 16, pp. 321–357, 2002.</w:t>
       </w:r>
     </w:p>
     <w:p>
@@ -7106,6 +6868,11 @@
       <w:r>
         <w:t>[13] B. Chambers, "A Practical Virtual Metrology Walkthrough with the SECOM Dataset," Medium, 2026. [Online]. Available: https://medium.com/@bryce.w.chambers/a-practical-virtual-metrology-walkthrough-with-the-secom-dataset-258348af80ea.</w:t>
       </w:r>
+    </w:p>
+    <w:p>
+      <w:pPr>
+        <w:jc w:val="both"/>
+      </w:pPr>
     </w:p>
     <w:p>
       <w:pPr>
@@ -7129,7 +6896,7 @@
 </file>
 
 <file path=word/endnotes.xml><?xml version="1.0" encoding="utf-8"?>
-<w:endnotes xmlns:cx="http://schemas.microsoft.com/office/drawing/2014/chartex" xmlns:cx1="http://schemas.microsoft.com/office/drawing/2015/9/8/chartex" xmlns:cx2="http://schemas.microsoft.com/office/drawing/2015/10/21/chartex" xmlns:cx3="http://schemas.microsoft.com/office/drawing/2016/5/9/chartex" xmlns:cx4="http://schemas.microsoft.com/office/drawing/2016/5/10/chartex" xmlns:cx5="http://schemas.microsoft.com/office/drawing/2016/5/11/chartex" xmlns:cx6="http://schemas.microsoft.com/office/drawing/2016/5/12/chartex" xmlns:cx7="http://schemas.microsoft.com/office/drawing/2016/5/13/chartex" xmlns:cx8="http://schemas.microsoft.com/office/drawing/2016/5/14/chartex" xmlns:mc="http://schemas.openxmlformats.org/markup-compatibility/2006" xmlns:aink="http://schemas.microsoft.com/office/drawing/2016/ink" xmlns:am3d="http://schemas.microsoft.com/office/drawing/2017/model3d" xmlns:o="urn:schemas-microsoft-com:office:office" xmlns:oel="http://schemas.microsoft.com/office/2019/extlst" xmlns:r="http://purl.oclc.org/ooxml/officeDocument/relationships" xmlns:m="http://purl.oclc.org/ooxml/officeDocument/math" xmlns:v="urn:schemas-microsoft-com:vml" xmlns:wp14="http://schemas.microsoft.com/office/word/2010/wordprocessingDrawing" xmlns:wp="http://purl.oclc.org/ooxml/drawingml/wordprocessingDrawing" xmlns:w10="urn:schemas-microsoft-com:office:word" xmlns:w="http://purl.oclc.org/ooxml/wordprocessingml/main" xmlns:w14="http://schemas.microsoft.com/office/word/2010/wordml" xmlns:w15="http://schemas.microsoft.com/office/word/2012/wordml" xmlns:w16cei="http://schemas.microsoft.com/office/word/2026/wordml/cei" xmlns:w16cex="http://schemas.microsoft.com/office/word/2018/wordml/cex" xmlns:w16cid="http://schemas.microsoft.com/office/word/2016/wordml/cid" xmlns:w16="http://schemas.microsoft.com/office/word/2018/wordml" xmlns:w16du="http://schemas.microsoft.com/office/word/2023/wordml/word16du" xmlns:w16sdtdh="http://schemas.microsoft.com/office/word/2020/wordml/sdtdatahash" xmlns:w16sdtfl="http://schemas.microsoft.com/office/word/2024/wordml/sdtformatlock" xmlns:w16se="http://schemas.microsoft.com/office/word/2015/wordml/symex" xmlns:wpi="http://schemas.microsoft.com/office/word/2010/wordprocessingInk" xmlns:wne="http://schemas.microsoft.com/office/word/2006/wordml" mc:Ignorable="w14 w15 w16se w16cid w16 w16cex w16sdtdh w16sdtfl w16du wne wp14">
+<w:endnotes xmlns:cx="http://schemas.microsoft.com/office/drawing/2014/chartex" xmlns:cx1="http://schemas.microsoft.com/office/drawing/2015/9/8/chartex" xmlns:cx2="http://schemas.microsoft.com/office/drawing/2015/10/21/chartex" xmlns:cx3="http://schemas.microsoft.com/office/drawing/2016/5/9/chartex" xmlns:cx4="http://schemas.microsoft.com/office/drawing/2016/5/10/chartex" xmlns:cx5="http://schemas.microsoft.com/office/drawing/2016/5/11/chartex" xmlns:cx6="http://schemas.microsoft.com/office/drawing/2016/5/12/chartex" xmlns:cx7="http://schemas.microsoft.com/office/drawing/2016/5/13/chartex" xmlns:cx8="http://schemas.microsoft.com/office/drawing/2016/5/14/chartex" xmlns:mc="http://schemas.openxmlformats.org/markup-compatibility/2006" xmlns:aink="http://schemas.microsoft.com/office/drawing/2016/ink" xmlns:am3d="http://schemas.microsoft.com/office/drawing/2017/model3d" xmlns:o="urn:schemas-microsoft-com:office:office" xmlns:oel="http://schemas.microsoft.com/office/2019/extlst" xmlns:r="http://purl.oclc.org/ooxml/officeDocument/relationships" xmlns:m="http://purl.oclc.org/ooxml/officeDocument/math" xmlns:v="urn:schemas-microsoft-com:vml" xmlns:wp14="http://schemas.microsoft.com/office/word/2010/wordprocessingDrawing" xmlns:wp="http://purl.oclc.org/ooxml/drawingml/wordprocessingDrawing" xmlns:w10="urn:schemas-microsoft-com:office:word" xmlns:w="http://purl.oclc.org/ooxml/wordprocessingml/main" xmlns:w14="http://schemas.microsoft.com/office/word/2010/wordml" xmlns:w15="http://schemas.microsoft.com/office/word/2012/wordml" xmlns:w16cex="http://schemas.microsoft.com/office/word/2018/wordml/cex" xmlns:w16cid="http://schemas.microsoft.com/office/word/2016/wordml/cid" xmlns:w16="http://schemas.microsoft.com/office/word/2018/wordml" xmlns:w16du="http://schemas.microsoft.com/office/word/2023/wordml/word16du" xmlns:w16sdtdh="http://schemas.microsoft.com/office/word/2020/wordml/sdtdatahash" xmlns:w16sdtfl="http://schemas.microsoft.com/office/word/2024/wordml/sdtformatlock" xmlns:w16se="http://schemas.microsoft.com/office/word/2015/wordml/symex" xmlns:wpi="http://schemas.microsoft.com/office/word/2010/wordprocessingInk" xmlns:wne="http://schemas.microsoft.com/office/word/2006/wordml" mc:Ignorable="w14 w15 w16se w16cid w16 w16cex w16sdtdh w16sdtfl w16du wne wp14">
   <w:endnote w:type="separator" w:id="-1">
     <w:p>
       <w:r>
@@ -7148,7 +6915,7 @@
 </file>
 
 <file path=word/footer1.xml><?xml version="1.0" encoding="utf-8"?>
-<w:ftr xmlns:cx="http://schemas.microsoft.com/office/drawing/2014/chartex" xmlns:cx1="http://schemas.microsoft.com/office/drawing/2015/9/8/chartex" xmlns:cx2="http://schemas.microsoft.com/office/drawing/2015/10/21/chartex" xmlns:cx3="http://schemas.microsoft.com/office/drawing/2016/5/9/chartex" xmlns:cx4="http://schemas.microsoft.com/office/drawing/2016/5/10/chartex" xmlns:cx5="http://schemas.microsoft.com/office/drawing/2016/5/11/chartex" xmlns:cx6="http://schemas.microsoft.com/office/drawing/2016/5/12/chartex" xmlns:cx7="http://schemas.microsoft.com/office/drawing/2016/5/13/chartex" xmlns:cx8="http://schemas.microsoft.com/office/drawing/2016/5/14/chartex" xmlns:mc="http://schemas.openxmlformats.org/markup-compatibility/2006" xmlns:aink="http://schemas.microsoft.com/office/drawing/2016/ink" xmlns:am3d="http://schemas.microsoft.com/office/drawing/2017/model3d" xmlns:o="urn:schemas-microsoft-com:office:office" xmlns:oel="http://schemas.microsoft.com/office/2019/extlst" xmlns:r="http://purl.oclc.org/ooxml/officeDocument/relationships" xmlns:m="http://purl.oclc.org/ooxml/officeDocument/math" xmlns:v="urn:schemas-microsoft-com:vml" xmlns:wp14="http://schemas.microsoft.com/office/word/2010/wordprocessingDrawing" xmlns:wp="http://purl.oclc.org/ooxml/drawingml/wordprocessingDrawing" xmlns:w10="urn:schemas-microsoft-com:office:word" xmlns:w="http://purl.oclc.org/ooxml/wordprocessingml/main" xmlns:w14="http://schemas.microsoft.com/office/word/2010/wordml" xmlns:w15="http://schemas.microsoft.com/office/word/2012/wordml" xmlns:w16cei="http://schemas.microsoft.com/office/word/2026/wordml/cei" xmlns:w16cex="http://schemas.microsoft.com/office/word/2018/wordml/cex" xmlns:w16cid="http://schemas.microsoft.com/office/word/2016/wordml/cid" xmlns:w16="http://schemas.microsoft.com/office/word/2018/wordml" xmlns:w16du="http://schemas.microsoft.com/office/word/2023/wordml/word16du" xmlns:w16sdtdh="http://schemas.microsoft.com/office/word/2020/wordml/sdtdatahash" xmlns:w16sdtfl="http://schemas.microsoft.com/office/word/2024/wordml/sdtformatlock" xmlns:w16se="http://schemas.microsoft.com/office/word/2015/wordml/symex" xmlns:wpi="http://schemas.microsoft.com/office/word/2010/wordprocessingInk" xmlns:wne="http://schemas.microsoft.com/office/word/2006/wordml" mc:Ignorable="w14 w15 w16se w16cid w16 w16cex w16sdtdh w16sdtfl w16du wne wp14">
+<w:ftr xmlns:cx="http://schemas.microsoft.com/office/drawing/2014/chartex" xmlns:cx1="http://schemas.microsoft.com/office/drawing/2015/9/8/chartex" xmlns:cx2="http://schemas.microsoft.com/office/drawing/2015/10/21/chartex" xmlns:cx3="http://schemas.microsoft.com/office/drawing/2016/5/9/chartex" xmlns:cx4="http://schemas.microsoft.com/office/drawing/2016/5/10/chartex" xmlns:cx5="http://schemas.microsoft.com/office/drawing/2016/5/11/chartex" xmlns:cx6="http://schemas.microsoft.com/office/drawing/2016/5/12/chartex" xmlns:cx7="http://schemas.microsoft.com/office/drawing/2016/5/13/chartex" xmlns:cx8="http://schemas.microsoft.com/office/drawing/2016/5/14/chartex" xmlns:mc="http://schemas.openxmlformats.org/markup-compatibility/2006" xmlns:aink="http://schemas.microsoft.com/office/drawing/2016/ink" xmlns:am3d="http://schemas.microsoft.com/office/drawing/2017/model3d" xmlns:o="urn:schemas-microsoft-com:office:office" xmlns:oel="http://schemas.microsoft.com/office/2019/extlst" xmlns:r="http://purl.oclc.org/ooxml/officeDocument/relationships" xmlns:m="http://purl.oclc.org/ooxml/officeDocument/math" xmlns:v="urn:schemas-microsoft-com:vml" xmlns:wp14="http://schemas.microsoft.com/office/word/2010/wordprocessingDrawing" xmlns:wp="http://purl.oclc.org/ooxml/drawingml/wordprocessingDrawing" xmlns:w10="urn:schemas-microsoft-com:office:word" xmlns:w="http://purl.oclc.org/ooxml/wordprocessingml/main" xmlns:w14="http://schemas.microsoft.com/office/word/2010/wordml" xmlns:w15="http://schemas.microsoft.com/office/word/2012/wordml" xmlns:w16cex="http://schemas.microsoft.com/office/word/2018/wordml/cex" xmlns:w16cid="http://schemas.microsoft.com/office/word/2016/wordml/cid" xmlns:w16="http://schemas.microsoft.com/office/word/2018/wordml" xmlns:w16du="http://schemas.microsoft.com/office/word/2023/wordml/word16du" xmlns:w16sdtdh="http://schemas.microsoft.com/office/word/2020/wordml/sdtdatahash" xmlns:w16sdtfl="http://schemas.microsoft.com/office/word/2024/wordml/sdtformatlock" xmlns:w16se="http://schemas.microsoft.com/office/word/2015/wordml/symex" xmlns:wpi="http://schemas.microsoft.com/office/word/2010/wordprocessingInk" xmlns:wne="http://schemas.microsoft.com/office/word/2006/wordml" mc:Ignorable="w14 w15 w16se w16cid w16 w16cex w16sdtdh w16sdtfl w16du wne wp14">
   <w:p>
     <w:pPr>
       <w:pStyle w:val="Footer"/>
@@ -7163,7 +6930,7 @@
 </file>
 
 <file path=word/footnotes.xml><?xml version="1.0" encoding="utf-8"?>
-<w:footnotes xmlns:cx="http://schemas.microsoft.com/office/drawing/2014/chartex" xmlns:cx1="http://schemas.microsoft.com/office/drawing/2015/9/8/chartex" xmlns:cx2="http://schemas.microsoft.com/office/drawing/2015/10/21/chartex" xmlns:cx3="http://schemas.microsoft.com/office/drawing/2016/5/9/chartex" xmlns:cx4="http://schemas.microsoft.com/office/drawing/2016/5/10/chartex" xmlns:cx5="http://schemas.microsoft.com/office/drawing/2016/5/11/chartex" xmlns:cx6="http://schemas.microsoft.com/office/drawing/2016/5/12/chartex" xmlns:cx7="http://schemas.microsoft.com/office/drawing/2016/5/13/chartex" xmlns:cx8="http://schemas.microsoft.com/office/drawing/2016/5/14/chartex" xmlns:mc="http://schemas.openxmlformats.org/markup-compatibility/2006" xmlns:aink="http://schemas.microsoft.com/office/drawing/2016/ink" xmlns:am3d="http://schemas.microsoft.com/office/drawing/2017/model3d" xmlns:o="urn:schemas-microsoft-com:office:office" xmlns:oel="http://schemas.microsoft.com/office/2019/extlst" xmlns:r="http://purl.oclc.org/ooxml/officeDocument/relationships" xmlns:m="http://purl.oclc.org/ooxml/officeDocument/math" xmlns:v="urn:schemas-microsoft-com:vml" xmlns:wp14="http://schemas.microsoft.com/office/word/2010/wordprocessingDrawing" xmlns:wp="http://purl.oclc.org/ooxml/drawingml/wordprocessingDrawing" xmlns:w10="urn:schemas-microsoft-com:office:word" xmlns:w="http://purl.oclc.org/ooxml/wordprocessingml/main" xmlns:w14="http://schemas.microsoft.com/office/word/2010/wordml" xmlns:w15="http://schemas.microsoft.com/office/word/2012/wordml" xmlns:w16cei="http://schemas.microsoft.com/office/word/2026/wordml/cei" xmlns:w16cex="http://schemas.microsoft.com/office/word/2018/wordml/cex" xmlns:w16cid="http://schemas.microsoft.com/office/word/2016/wordml/cid" xmlns:w16="http://schemas.microsoft.com/office/word/2018/wordml" xmlns:w16du="http://schemas.microsoft.com/office/word/2023/wordml/word16du" xmlns:w16sdtdh="http://schemas.microsoft.com/office/word/2020/wordml/sdtdatahash" xmlns:w16sdtfl="http://schemas.microsoft.com/office/word/2024/wordml/sdtformatlock" xmlns:w16se="http://schemas.microsoft.com/office/word/2015/wordml/symex" xmlns:wpi="http://schemas.microsoft.com/office/word/2010/wordprocessingInk" xmlns:wne="http://schemas.microsoft.com/office/word/2006/wordml" mc:Ignorable="w14 w15 w16se w16cid w16 w16cex w16sdtdh w16sdtfl w16du wne wp14">
+<w:footnotes xmlns:cx="http://schemas.microsoft.com/office/drawing/2014/chartex" xmlns:cx1="http://schemas.microsoft.com/office/drawing/2015/9/8/chartex" xmlns:cx2="http://schemas.microsoft.com/office/drawing/2015/10/21/chartex" xmlns:cx3="http://schemas.microsoft.com/office/drawing/2016/5/9/chartex" xmlns:cx4="http://schemas.microsoft.com/office/drawing/2016/5/10/chartex" xmlns:cx5="http://schemas.microsoft.com/office/drawing/2016/5/11/chartex" xmlns:cx6="http://schemas.microsoft.com/office/drawing/2016/5/12/chartex" xmlns:cx7="http://schemas.microsoft.com/office/drawing/2016/5/13/chartex" xmlns:cx8="http://schemas.microsoft.com/office/drawing/2016/5/14/chartex" xmlns:mc="http://schemas.openxmlformats.org/markup-compatibility/2006" xmlns:aink="http://schemas.microsoft.com/office/drawing/2016/ink" xmlns:am3d="http://schemas.microsoft.com/office/drawing/2017/model3d" xmlns:o="urn:schemas-microsoft-com:office:office" xmlns:oel="http://schemas.microsoft.com/office/2019/extlst" xmlns:r="http://purl.oclc.org/ooxml/officeDocument/relationships" xmlns:m="http://purl.oclc.org/ooxml/officeDocument/math" xmlns:v="urn:schemas-microsoft-com:vml" xmlns:wp14="http://schemas.microsoft.com/office/word/2010/wordprocessingDrawing" xmlns:wp="http://purl.oclc.org/ooxml/drawingml/wordprocessingDrawing" xmlns:w10="urn:schemas-microsoft-com:office:word" xmlns:w="http://purl.oclc.org/ooxml/wordprocessingml/main" xmlns:w14="http://schemas.microsoft.com/office/word/2010/wordml" xmlns:w15="http://schemas.microsoft.com/office/word/2012/wordml" xmlns:w16cex="http://schemas.microsoft.com/office/word/2018/wordml/cex" xmlns:w16cid="http://schemas.microsoft.com/office/word/2016/wordml/cid" xmlns:w16="http://schemas.microsoft.com/office/word/2018/wordml" xmlns:w16du="http://schemas.microsoft.com/office/word/2023/wordml/word16du" xmlns:w16sdtdh="http://schemas.microsoft.com/office/word/2020/wordml/sdtdatahash" xmlns:w16sdtfl="http://schemas.microsoft.com/office/word/2024/wordml/sdtformatlock" xmlns:w16se="http://schemas.microsoft.com/office/word/2015/wordml/symex" xmlns:wpi="http://schemas.microsoft.com/office/word/2010/wordprocessingInk" xmlns:wne="http://schemas.microsoft.com/office/word/2006/wordml" mc:Ignorable="w14 w15 w16se w16cid w16 w16cex w16sdtdh w16sdtfl w16du wne wp14">
   <w:footnote w:type="separator" w:id="-1">
     <w:p>
       <w:r>
@@ -7182,7 +6949,7 @@
 </file>
 
 <file path=word/numbering.xml><?xml version="1.0" encoding="utf-8"?>
-<w:numbering xmlns:cx="http://schemas.microsoft.com/office/drawing/2014/chartex" xmlns:cx1="http://schemas.microsoft.com/office/drawing/2015/9/8/chartex" xmlns:cx2="http://schemas.microsoft.com/office/drawing/2015/10/21/chartex" xmlns:cx3="http://schemas.microsoft.com/office/drawing/2016/5/9/chartex" xmlns:cx4="http://schemas.microsoft.com/office/drawing/2016/5/10/chartex" xmlns:cx5="http://schemas.microsoft.com/office/drawing/2016/5/11/chartex" xmlns:cx6="http://schemas.microsoft.com/office/drawing/2016/5/12/chartex" xmlns:cx7="http://schemas.microsoft.com/office/drawing/2016/5/13/chartex" xmlns:cx8="http://schemas.microsoft.com/office/drawing/2016/5/14/chartex" xmlns:mc="http://schemas.openxmlformats.org/markup-compatibility/2006" xmlns:aink="http://schemas.microsoft.com/office/drawing/2016/ink" xmlns:am3d="http://schemas.microsoft.com/office/drawing/2017/model3d" xmlns:o="urn:schemas-microsoft-com:office:office" xmlns:oel="http://schemas.microsoft.com/office/2019/extlst" xmlns:r="http://purl.oclc.org/ooxml/officeDocument/relationships" xmlns:m="http://purl.oclc.org/ooxml/officeDocument/math" xmlns:v="urn:schemas-microsoft-com:vml" xmlns:wp14="http://schemas.microsoft.com/office/word/2010/wordprocessingDrawing" xmlns:wp="http://purl.oclc.org/ooxml/drawingml/wordprocessingDrawing" xmlns:w10="urn:schemas-microsoft-com:office:word" xmlns:w="http://purl.oclc.org/ooxml/wordprocessingml/main" xmlns:w14="http://schemas.microsoft.com/office/word/2010/wordml" xmlns:w15="http://schemas.microsoft.com/office/word/2012/wordml" xmlns:w16cei="http://schemas.microsoft.com/office/word/2026/wordml/cei" xmlns:w16cex="http://schemas.microsoft.com/office/word/2018/wordml/cex" xmlns:w16cid="http://schemas.microsoft.com/office/word/2016/wordml/cid" xmlns:w16="http://schemas.microsoft.com/office/word/2018/wordml" xmlns:w16du="http://schemas.microsoft.com/office/word/2023/wordml/word16du" xmlns:w16sdtdh="http://schemas.microsoft.com/office/word/2020/wordml/sdtdatahash" xmlns:w16sdtfl="http://schemas.microsoft.com/office/word/2024/wordml/sdtformatlock" xmlns:w16se="http://schemas.microsoft.com/office/word/2015/wordml/symex" xmlns:wpi="http://schemas.microsoft.com/office/word/2010/wordprocessingInk" xmlns:wne="http://schemas.microsoft.com/office/word/2006/wordml" mc:Ignorable="w14 w15 w16se w16cid w16 w16cex w16sdtdh w16sdtfl w16du wne wp14">
+<w:numbering xmlns:cx="http://schemas.microsoft.com/office/drawing/2014/chartex" xmlns:cx1="http://schemas.microsoft.com/office/drawing/2015/9/8/chartex" xmlns:cx2="http://schemas.microsoft.com/office/drawing/2015/10/21/chartex" xmlns:cx3="http://schemas.microsoft.com/office/drawing/2016/5/9/chartex" xmlns:cx4="http://schemas.microsoft.com/office/drawing/2016/5/10/chartex" xmlns:cx5="http://schemas.microsoft.com/office/drawing/2016/5/11/chartex" xmlns:cx6="http://schemas.microsoft.com/office/drawing/2016/5/12/chartex" xmlns:cx7="http://schemas.microsoft.com/office/drawing/2016/5/13/chartex" xmlns:cx8="http://schemas.microsoft.com/office/drawing/2016/5/14/chartex" xmlns:mc="http://schemas.openxmlformats.org/markup-compatibility/2006" xmlns:aink="http://schemas.microsoft.com/office/drawing/2016/ink" xmlns:am3d="http://schemas.microsoft.com/office/drawing/2017/model3d" xmlns:o="urn:schemas-microsoft-com:office:office" xmlns:oel="http://schemas.microsoft.com/office/2019/extlst" xmlns:r="http://purl.oclc.org/ooxml/officeDocument/relationships" xmlns:m="http://purl.oclc.org/ooxml/officeDocument/math" xmlns:v="urn:schemas-microsoft-com:vml" xmlns:wp14="http://schemas.microsoft.com/office/word/2010/wordprocessingDrawing" xmlns:wp="http://purl.oclc.org/ooxml/drawingml/wordprocessingDrawing" xmlns:w10="urn:schemas-microsoft-com:office:word" xmlns:w="http://purl.oclc.org/ooxml/wordprocessingml/main" xmlns:w14="http://schemas.microsoft.com/office/word/2010/wordml" xmlns:w15="http://schemas.microsoft.com/office/word/2012/wordml" xmlns:w16cex="http://schemas.microsoft.com/office/word/2018/wordml/cex" xmlns:w16cid="http://schemas.microsoft.com/office/word/2016/wordml/cid" xmlns:w16="http://schemas.microsoft.com/office/word/2018/wordml" xmlns:w16du="http://schemas.microsoft.com/office/word/2023/wordml/word16du" xmlns:w16sdtdh="http://schemas.microsoft.com/office/word/2020/wordml/sdtdatahash" xmlns:w16sdtfl="http://schemas.microsoft.com/office/word/2024/wordml/sdtformatlock" xmlns:w16se="http://schemas.microsoft.com/office/word/2015/wordml/symex" xmlns:wpi="http://schemas.microsoft.com/office/word/2010/wordprocessingInk" xmlns:wne="http://schemas.microsoft.com/office/word/2006/wordml" mc:Ignorable="w14 w15 w16se w16cid w16 w16cex w16sdtdh w16sdtfl w16du wne wp14">
   <w:abstractNum w:abstractNumId="0" w15:restartNumberingAfterBreak="0">
     <w:nsid w:val="FFFFFF1D"/>
     <w:multiLevelType w:val="multilevel"/>
@@ -7194,9 +6961,9 @@
       <w:lvlJc w:val="start"/>
       <w:pPr>
         <w:tabs>
-          <w:tab w:val="num" w:pos="-12.40pt"/>
+          <w:tab w:val="num" w:pos="-7.60pt"/>
         </w:tabs>
-        <w:ind w:start="-12.40pt" w:firstLine="0pt"/>
+        <w:ind w:start="-7.60pt" w:firstLine="0pt"/>
       </w:pPr>
       <w:rPr>
         <w:rFonts w:ascii="Symbol" w:hAnsi="Symbol" w:hint="default"/>
@@ -8945,6 +8712,7 @@
   <w:style w:type="paragraph" w:default="1" w:styleId="Normal">
     <w:name w:val="Normal"/>
     <w:qFormat/>
+    <w:rsid w:val="00B76DD1"/>
     <w:pPr>
       <w:jc w:val="center"/>
     </w:pPr>
